--- a/ru/wisdom-stories/you-cannot-descend-a-well-on-his-rope.docx
+++ b/ru/wisdom-stories/you-cannot-descend-a-well-on-his-rope.docx
@@ -4,134 +4,69 @@
   <w:body>
     <w:p>
       <w:pPr>
-        <w:spacing w:before="0" w:after="60"/>
-        <w:jc w:val="left"/>
+        <w:pStyle w:val="Title"/>
       </w:pPr>
       <w:r>
-        <w:rPr>
-          <w:rFonts w:ascii="Arial" w:hAnsi="Arial" w:eastAsia="Arial"/>
-          <w:i w:val="0"/>
-          <w:color w:val="000000"/>
-          <w:sz w:val="52"/>
-        </w:rPr>
-        <w:t>С его веревкой в ​​колодец не спустишься</w:t>
+        <w:t>С его веревкой в колодец не спустишься</w:t>
+      </w:r>
+    </w:p>
+    <w:p>
+      <w:pPr/>
+      <w:r>
+        <w:t>Жил-был когда-то мастер по имени Али, который занимался изготовлением веревок из льняных волокон. Поскольку он плохо выполнял свою работу, сделанные им веревки часто оказывались гнилыми. Его даже прозвали «Мастер Али, гнилая веревка». Веревки мастера Али часто рвались и становились причиной многих несчастных случаев.</w:t>
+      </w:r>
+    </w:p>
+    <w:p>
+      <w:pPr/>
+      <w:r>
+        <w:t>Однажды овца упала в глубокий колодец. Знакомый хозяина вызвался спуститься за ней, но, увидев верёвку, отказался:</w:t>
+      </w:r>
+    </w:p>
+    <w:p>
+      <w:pPr/>
+      <w:r>
+        <w:t>— Я знаю эту веревку. Это работа мастера Али. С его веревкой в колодец не спустишься, — пожаловался он.</w:t>
       </w:r>
     </w:p>
     <w:p>
       <w:pPr>
-        <w:jc w:val="left"/>
+        <w:keepNext/>
       </w:pPr>
       <w:r>
-        <w:rPr>
-          <w:rFonts w:ascii="Arial" w:hAnsi="Arial" w:eastAsia="Arial"/>
-          <w:i w:val="0"/>
-          <w:color w:val="000000"/>
-          <w:sz w:val="22"/>
-        </w:rPr>
-        <w:t>Жил-был когда-то мастер по имени Али, который занимался изготовлением веревок из льняных волокон. Поскольку он плохо выполнял свою работу, сделанные им веревки часто оказывались гнилыми. Его даже прозвали «Мастер Али, гнилая веревка». Веревки мастера Али часто рвались и становились причиной многих несчастных случаев.</w:t>
+        <w:t>— Почему же? Спуститься можно, — улыбнулся хозяин овцы. — Вот только подняться по ней обратно я не обещаю.</w:t>
       </w:r>
     </w:p>
     <w:p>
       <w:pPr>
-        <w:jc w:val="left"/>
+        <w:keepNext/>
+        <w:keepLines/>
+        <w:spacing w:before="160"/>
       </w:pPr>
       <w:r>
         <w:rPr>
-          <w:rFonts w:ascii="Arial" w:hAnsi="Arial" w:eastAsia="Arial"/>
-          <w:i w:val="0"/>
-          <w:color w:val="000000"/>
-          <w:sz w:val="22"/>
+          <w:b/>
         </w:rPr>
-        <w:t>Однажды овца упала в глубокий колодец. Один знакомый, намереваясь спуститься в колодец, чтобы вытащить свою овцу, попросил у хозяина веревку, но ему не понравилась та, которую ему дали:</w:t>
+        <w:t>Мораль:</w:t>
+      </w:r>
+      <w:r>
+        <w:t xml:space="preserve"> Качество работы создаёт репутацию. Утраченное доверие вернуть гораздо труднее, чем заслужить.</w:t>
       </w:r>
     </w:p>
     <w:p>
       <w:pPr>
-        <w:jc w:val="left"/>
+        <w:spacing w:after="80"/>
       </w:pPr>
       <w:r>
         <w:rPr>
-          <w:rFonts w:ascii="Arial" w:hAnsi="Arial" w:eastAsia="Arial"/>
-          <w:i w:val="0"/>
-          <w:color w:val="000000"/>
-          <w:sz w:val="22"/>
-        </w:rPr>
-        <w:t>— Я знаю эту веревку. Это работа мастера Али. С его веревкой в ​​колодец не спустишься, — пожаловался он.</w:t>
-      </w:r>
-    </w:p>
-    <w:p>
-      <w:pPr>
-        <w:jc w:val="left"/>
-      </w:pPr>
-      <w:r>
-        <w:rPr>
-          <w:rFonts w:ascii="Arial" w:hAnsi="Arial" w:eastAsia="Arial"/>
-          <w:i w:val="0"/>
-          <w:color w:val="000000"/>
-          <w:sz w:val="22"/>
-        </w:rPr>
-        <w:t>— Не будь несправедлив. Да ты можешь спуститься в колодец с веревкой мастера Али; «Но я не могу сказать, сможете ли вы выбраться оттуда с той же веревкой, не могу сказать», — ответил хозяин овцы с улыбкой.</w:t>
-      </w:r>
-    </w:p>
-    <w:p>
-      <w:pPr>
-        <w:pStyle w:val="Moral"/>
-        <w:keepNext/>
-        <w:keepLines/>
-        <w:widowControl/>
-        <w:spacing w:before="240" w:after="180" w:line="283" w:lineRule="auto"/>
-        <w:ind w:left="240" w:right="240"/>
-        <w:jc w:val="left"/>
-        <w:pBdr>
-          <w:top w:val="single" w:sz="8" w:space="7" w:color="E8D59A"/>
-          <w:left w:val="single" w:sz="32" w:space="11" w:color="C6A23A"/>
-          <w:bottom w:val="single" w:sz="8" w:space="7" w:color="E8D59A"/>
-          <w:right w:val="single" w:sz="8" w:space="11" w:color="E8D59A"/>
-        </w:pBdr>
-        <w:shd w:val="clear" w:color="auto" w:fill="FFF8E1"/>
-      </w:pPr>
-      <w:r>
-        <w:rPr>
-          <w:rFonts w:ascii="Arial" w:hAnsi="Arial" w:eastAsia="Arial" w:cs="Arial"/>
-          <w:b/>
-          <w:i w:val="0"/>
-          <w:color w:val="9A7417"/>
-          <w:sz w:val="22"/>
-        </w:rPr>
-        <w:t xml:space="preserve">Мораль: </w:t>
-      </w:r>
-      <w:r>
-        <w:rPr>
-          <w:rFonts w:ascii="Arial" w:hAnsi="Arial" w:eastAsia="Arial" w:cs="Arial"/>
-          <w:b w:val="0"/>
-          <w:i w:val="0"/>
-          <w:color w:val="3F3826"/>
-          <w:sz w:val="22"/>
-        </w:rPr>
-        <w:t>Доверие к человеку завоевывает или теряется в зависимости от качества его работы. Если доверие пошатнуто, восстановить его очень сложно.</w:t>
-      </w:r>
-    </w:p>
-    <w:p>
-      <w:pPr>
-        <w:keepLines/>
-        <w:widowControl/>
-        <w:spacing w:before="60" w:after="0" w:line="240" w:lineRule="auto"/>
-        <w:jc w:val="right"/>
-      </w:pPr>
-      <w:r>
-        <w:rPr>
-          <w:rFonts w:ascii="Arial" w:hAnsi="Arial" w:eastAsia="Arial" w:cs="Arial"/>
-          <w:b w:val="0"/>
           <w:i/>
-          <w:color w:val="8A7950"/>
-          <w:sz w:val="17"/>
+          <w:sz w:val="18"/>
         </w:rPr>
         <w:t>«История взята из открытых источников Интернета.»</w:t>
       </w:r>
     </w:p>
     <w:sectPr>
-      <w:pgSz w:w="12240" w:h="15840"/>
-      <w:pgMar w:top="1440" w:right="1440" w:bottom="1440" w:left="1440" w:header="708" w:footer="708" w:gutter="0"/>
+      <w:pgSz w:w="11909" w:h="16834"/>
+      <w:pgMar w:top="1152" w:right="1224" w:bottom="1152" w:left="1224" w:header="720" w:footer="720" w:gutter="0"/>
       <w:cols w:space="720"/>
       <w:docGrid w:linePitch="360"/>
     </w:sectPr>
@@ -503,12 +438,14 @@
     <w:qFormat/>
     <w:rsid w:val="00FC693F"/>
     <w:pPr>
-      <w:spacing w:before="0" w:after="160" w:line="276" w:lineRule="auto"/>
+      <w:widowControl/>
+      <w:spacing w:after="120" w:line="269" w:lineRule="auto"/>
     </w:pPr>
     <w:rPr>
-      <w:rFonts w:ascii="Arial" w:hAnsi="Arial" w:eastAsia="Arial"/>
+      <w:rFonts w:ascii="Arial" w:hAnsi="Arial"/>
       <w:color w:val="000000"/>
       <w:sz w:val="22"/>
+      <w:lang w:val="ru-RU"/>
     </w:rPr>
   </w:style>
   <w:style w:type="paragraph" w:styleId="Header">
@@ -852,18 +789,20 @@
     <w:qFormat/>
     <w:rsid w:val="00FC693F"/>
     <w:pPr>
+      <w:keepNext/>
       <w:pBdr>
         <w:bottom w:val="single" w:sz="8" w:space="4" w:color="4F81BD" w:themeColor="accent1"/>
       </w:pBdr>
-      <w:spacing w:after="300" w:line="240" w:lineRule="auto"/>
+      <w:spacing w:after="280" w:line="240" w:lineRule="auto"/>
       <w:contextualSpacing/>
     </w:pPr>
     <w:rPr>
-      <w:rFonts w:asciiTheme="majorHAnsi" w:eastAsiaTheme="majorEastAsia" w:hAnsiTheme="majorHAnsi" w:cstheme="majorBidi"/>
-      <w:color w:val="17365D" w:themeColor="text2" w:themeShade="BF"/>
+      <w:rFonts w:asciiTheme="majorHAnsi" w:eastAsiaTheme="majorEastAsia" w:hAnsiTheme="majorHAnsi" w:cstheme="majorBidi" w:ascii="Arial" w:hAnsi="Arial"/>
+      <w:b/>
+      <w:color w:val="000000"/>
       <w:spacing w:val="5"/>
       <w:kern w:val="28"/>
-      <w:sz w:val="52"/>
+      <w:sz w:val="34"/>
       <w:szCs w:val="52"/>
     </w:rPr>
   </w:style>
@@ -12192,18 +12131,6 @@
         <w:shd w:val="clear" w:color="auto" w:fill="FBCAA2" w:themeFill="accent6" w:themeFillTint="7F"/>
       </w:tcPr>
     </w:tblStylePr>
-  </w:style>
-  <w:style w:type="paragraph" w:customStyle="1" w:styleId="Moral">
-    <w:name w:val="Moral"/>
-    <w:basedOn w:val="Normal"/>
-    <w:pPr>
-      <w:spacing w:before="160" w:after="0" w:line="276" w:lineRule="auto"/>
-    </w:pPr>
-    <w:rPr>
-      <w:rFonts w:ascii="Arial" w:hAnsi="Arial" w:eastAsia="Arial"/>
-      <w:i/>
-      <w:sz w:val="22"/>
-    </w:rPr>
   </w:style>
 </w:styles>
 </file>

--- a/ru/wisdom-stories/you-cannot-descend-a-well-on-his-rope.docx
+++ b/ru/wisdom-stories/you-cannot-descend-a-well-on-his-rope.docx
@@ -13,13 +13,13 @@
     <w:p>
       <w:pPr/>
       <w:r>
-        <w:t>Жил-был когда-то мастер по имени Али, который занимался изготовлением веревок из льняных волокон. Поскольку он плохо выполнял свою работу, сделанные им веревки часто оказывались гнилыми. Его даже прозвали «Мастер Али, гнилая веревка». Веревки мастера Али часто рвались и становились причиной многих несчастных случаев.</w:t>
+        <w:t>Жил-был когда-то мастер по имени Али, который занимался изготовлением веревок из льняных волокон. Поскольку он плохо выполнял свою работу, сделанные им веревки часто оказывались гнилыми. Его даже прозвали «мастер Али с гнилыми верёвками». Веревки мастера Али часто рвались и становились причиной многих несчастных случаев.</w:t>
       </w:r>
     </w:p>
     <w:p>
       <w:pPr/>
       <w:r>
-        <w:t>Однажды овца упала в глубокий колодец. Знакомый хозяина вызвался спуститься за ней, но, увидев верёвку, отказался:</w:t>
+        <w:t>Однажды ягнёнок упал в глубокий колодец. Знакомый, собиравшийся спуститься в колодец за ягнёнком, попросил у хозяина верёвку, но принесённая верёвка ему не понравилась:</w:t>
       </w:r>
     </w:p>
     <w:p>
@@ -33,7 +33,7 @@
         <w:keepNext/>
       </w:pPr>
       <w:r>
-        <w:t>— Почему же? Спуститься можно, — улыбнулся хозяин овцы. — Вот только подняться по ней обратно я не обещаю.</w:t>
+        <w:t>— Не будьте несправедливы. Почему же? На верёвке мастера Али в колодец спуститься можно, — улыбнулся хозяин ягнёнка. — Вот только можно ли по ней же подняться обратно, этого я сказать не могу.</w:t>
       </w:r>
     </w:p>
     <w:p>
@@ -46,11 +46,9 @@
         <w:rPr>
           <w:b/>
         </w:rPr>
-        <w:t>Мораль:</w:t>
+        <w:t>Мораль: Качество работы приносит доверие, а некачественная работа роняет имя. Утраченное доверие трудно вернуть.</w:t>
       </w:r>
-      <w:r>
-        <w:t xml:space="preserve"> Качество работы создаёт репутацию. Утраченное доверие вернуть гораздо труднее, чем заслужить.</w:t>
-      </w:r>
+      <w:r/>
     </w:p>
     <w:p>
       <w:pPr>
@@ -61,7 +59,7 @@
           <w:i/>
           <w:sz w:val="18"/>
         </w:rPr>
-        <w:t>«История взята из открытых источников Интернета.»</w:t>
+        <w:t>Рассказы взяты из открытых интернет-источников, а иллюстрации созданы с помощью ИИ.</w:t>
       </w:r>
     </w:p>
     <w:sectPr>
